--- a/docs/evaluation/docx/M07-training-skill-development-council.docx
+++ b/docs/evaluation/docx/M07-training-skill-development-council.docx
@@ -12,7 +12,7 @@
           <w:color w:val="1F3864"/>
           <w:sz w:val="52"/>
         </w:rPr>
-        <w:t xml:space="preserve"> Adversarial Council Review — M07 Training &amp; Skill Development Management BRD</w:t>
+        <w:t>M07 training skill development council</w:t>
       </w:r>
     </w:p>
     <w:p>
@@ -242,7 +242,7 @@
     </w:p>
     <w:p>
       <w:r>
-        <w:t>This is comfortably above the bar set by a typical SuccessFactors/Cornerstone implementation spec for a government client. My recommendation: approve for build with targeted amendments. The gaps that follow are refinements on a strong foundation, not foundational rework. The single highest-value thing the document already gets right — and which most government L&amp;D systems get wrong — is making statutory compliance and SR posting first-class, idempotent, and auditable rather than an afterthought.</w:t>
+        <w:t>This is comfortably above the bar set by a typical SuccessFactors/Cornerstone implementation spec for a enterprise client. My recommendation: approve for build with targeted amendments. The gaps that follow are refinements on a strong foundation, not foundational rework. The single highest-value thing the document already gets right — and which most enterprise L&amp;D systems get wrong — is making statutory compliance and SR posting first-class, idempotent, and auditable rather than an afterthought.</w:t>
       </w:r>
     </w:p>
     <w:p>
@@ -392,7 +392,7 @@
         <w:t>responses_json</w:t>
       </w:r>
       <w:r>
-        <w:t xml:space="preserve"> with no linkage to actual business KPIs in M14, no cost-per-outcome, no ROI computation — yet "world-class" and the §1.5 metrics imply it. L3 "manager-observed behaviour change at T+90" (Appendix C) is operationally fictional in a 200k-person government org; it will be blank in production.</w:t>
+        <w:t xml:space="preserve"> with no linkage to actual business KPIs in M14, no cost-per-outcome, no ROI computation — yet "world-class" and the §1.5 metrics imply it. L3 "manager-observed behaviour change at T+90" (Appendix C) is operationally fictional in a 200k-person enterprise org; it will be blank in production.</w:t>
       </w:r>
     </w:p>
     <w:p>
@@ -472,7 +472,7 @@
     </w:p>
     <w:p>
       <w:r>
-        <w:t xml:space="preserve">The hidden assumption binding them is: *"managers and L&amp;D will maintain competency models and validate skills for the whole workforce."* In a government context where promotion is substantially seniority-driven (M06 is literally "seniority, promotions, progression"), the behavioural incentive to maintain a competency framework is weak. So the heavy machinery — five-level scope precedence (DESIGNATION&gt;ROLE&gt;CADRE&gt;ORG_UNIT&gt;GENERIC), </w:t>
+        <w:t xml:space="preserve">The hidden assumption binding them is: *"managers and L&amp;D will maintain competency models and validate skills for the whole workforce."* In a enterprise context where promotion is substantially seniority-driven (M06 is literally "seniority, promotions, progression"), the behavioural incentive to maintain a competency framework is weak. So the heavy machinery — five-level scope precedence (DESIGNATION&gt;ROLE&gt;CADRE&gt;ORG_UNIT&gt;GENERIC), </w:t>
       </w:r>
       <w:r>
         <w:rPr>
@@ -561,7 +561,7 @@
         <w:t>users</w:t>
       </w:r>
       <w:r>
-        <w:t xml:space="preserve"> principal, an SSO identity, a device, and the literacy to self-rate against an abstract "Awareness→Expert" descriptor. In a government workforce that includes field staff, depots, and clerical cadres, a large fraction may have no individual login. Who self-assesses for them? Who launches their e-learning? The BRD has no "proxy/kiosk/assisted" mode and no offline attendance sync despite listing an "offline" UI state.</w:t>
+        <w:t xml:space="preserve"> principal, an SSO identity, a device, and the literacy to self-rate against an abstract "Awareness→Expert" descriptor. In a enterprise workforce that includes field staff, depots, and clerical cadres, a large fraction may have no individual login. Who self-assesses for them? Who launches their e-learning? The BRD has no "proxy/kiosk/assisted" mode and no offline attendance sync despite listing an "offline" UI state.</w:t>
       </w:r>
     </w:p>
     <w:p>
@@ -844,7 +844,7 @@
         <w:t>POST /induction:enroll</w:t>
       </w:r>
       <w:r>
-        <w:t xml:space="preserve"> is event-driven for joiners only); no external-trainer/vendor empanelment or procurement linkage (public-sector training procurement is a real workflow); no service-bond/sponsorship model for study-leave/deputation training (cost has TRAVEL/REIMBURSEMENT but no obligation tracking). These are not edge cases in government — they are core.</w:t>
+        <w:t xml:space="preserve"> is event-driven for joiners only); no external-trainer/vendor empanelment or procurement linkage (public-sector training procurement is a real workflow); no service-bond/sponsorship model for study-leave/deputation training (cost has TRAVEL/REIMBURSEMENT but no obligation tracking). These are not edge cases in enterprise — they are core.</w:t>
       </w:r>
     </w:p>
     <w:p>
@@ -1057,7 +1057,7 @@
         <w:t>D (Outsider).</w:t>
       </w:r>
       <w:r>
-        <w:t xml:space="preserve"> It surfaced the population the spec forgets — non-login field/clerical staff — which is existential for government coverage metrics. If 30% of staff can't log in, the 98% mandatory-completion KPI is unreachable by design.</w:t>
+        <w:t xml:space="preserve"> It surfaced the population the spec forgets — non-login field/clerical staff — which is existential for enterprise coverage metrics. If 30% of staff can't log in, the 98% mandatory-completion KPI is unreachable by design.</w:t>
       </w:r>
     </w:p>
     <w:p>
@@ -3609,7 +3609,7 @@
         <w:color w:val="808080"/>
         <w:sz w:val="16"/>
       </w:rPr>
-      <w:t xml:space="preserve"> Adversarial Council Review — M07 Training &amp; Skill Development Management BRD</w:t>
+      <w:t>M07 training skill development council</w:t>
       <w:tab/>
       <w:t>Confidential</w:t>
     </w:r>
